--- a/Module 1/prim-non-prim memory allocation.docx
+++ b/Module 1/prim-non-prim memory allocation.docx
@@ -23,8 +23,13 @@
       </w:r>
       <w:r>
         <w:br/>
-        <w:t>Primitive vs Non-Primitive</w:t>
-      </w:r>
+        <w:t xml:space="preserve">Primitive vs </w:t>
+      </w:r>
+      <w:proofErr w:type="gramStart"/>
+      <w:r>
+        <w:t>Non-Primitive</w:t>
+      </w:r>
+      <w:proofErr w:type="gramEnd"/>
       <w:r>
         <w:br/>
         <w:t>Reference behavior</w:t>
@@ -42,7 +47,7 @@
     <w:p>
       <w:r>
         <w:pict w14:anchorId="1EC90701">
-          <v:rect id="_x0000_i1115" style="width:0;height:1.5pt" o:hralign="center" o:hrstd="t" o:hr="t" fillcolor="#a0a0a0" stroked="f"/>
+          <v:rect id="_x0000_i1025" style="width:0;height:1.5pt" o:hralign="center" o:hrstd="t" o:hr="t" fillcolor="#a0a0a0" stroked="f"/>
         </w:pict>
       </w:r>
     </w:p>
@@ -130,14 +135,19 @@
       </w:r>
     </w:p>
     <w:p>
-      <w:r>
-        <w:t>HEAP  → big storage, stores complex data</w:t>
+      <w:proofErr w:type="gramStart"/>
+      <w:r>
+        <w:t>HEAP  →</w:t>
+      </w:r>
+      <w:proofErr w:type="gramEnd"/>
+      <w:r>
+        <w:t xml:space="preserve"> big storage, stores complex data</w:t>
       </w:r>
     </w:p>
     <w:p>
       <w:r>
         <w:pict w14:anchorId="211E6F55">
-          <v:rect id="_x0000_i1116" style="width:0;height:1.5pt" o:hralign="center" o:hrstd="t" o:hr="t" fillcolor="#a0a0a0" stroked="f"/>
+          <v:rect id="_x0000_i1026" style="width:0;height:1.5pt" o:hralign="center" o:hrstd="t" o:hr="t" fillcolor="#a0a0a0" stroked="f"/>
         </w:pict>
       </w:r>
     </w:p>
@@ -213,9 +223,11 @@
           <w:numId w:val="2"/>
         </w:numPr>
       </w:pPr>
+      <w:proofErr w:type="spellStart"/>
       <w:r>
         <w:t>boolean</w:t>
       </w:r>
+      <w:proofErr w:type="spellEnd"/>
     </w:p>
     <w:p>
       <w:pPr>
@@ -246,9 +258,11 @@
           <w:numId w:val="2"/>
         </w:numPr>
       </w:pPr>
+      <w:proofErr w:type="spellStart"/>
       <w:r>
         <w:t>bigint</w:t>
       </w:r>
+      <w:proofErr w:type="spellEnd"/>
     </w:p>
     <w:p>
       <w:pPr>
@@ -268,13 +282,23 @@
     </w:p>
     <w:p>
       <w:r>
-        <w:t>let a = 10;</w:t>
-      </w:r>
-    </w:p>
-    <w:p>
-      <w:r>
-        <w:t>let b = a;</w:t>
-      </w:r>
+        <w:t xml:space="preserve">let a = </w:t>
+      </w:r>
+      <w:proofErr w:type="gramStart"/>
+      <w:r>
+        <w:t>10;</w:t>
+      </w:r>
+      <w:proofErr w:type="gramEnd"/>
+    </w:p>
+    <w:p>
+      <w:r>
+        <w:t xml:space="preserve">let b = </w:t>
+      </w:r>
+      <w:proofErr w:type="gramStart"/>
+      <w:r>
+        <w:t>a;</w:t>
+      </w:r>
+      <w:proofErr w:type="gramEnd"/>
     </w:p>
     <w:p>
       <w:pPr>
@@ -350,8 +374,13 @@
     </w:p>
     <w:p>
       <w:r>
-        <w:t>b = 20;</w:t>
-      </w:r>
+        <w:t xml:space="preserve">b = </w:t>
+      </w:r>
+      <w:proofErr w:type="gramStart"/>
+      <w:r>
+        <w:t>20;</w:t>
+      </w:r>
+      <w:proofErr w:type="gramEnd"/>
     </w:p>
     <w:p>
       <w:r>
@@ -382,7 +411,7 @@
     <w:p>
       <w:r>
         <w:pict w14:anchorId="27A1CBAC">
-          <v:rect id="_x0000_i1117" style="width:0;height:1.5pt" o:hralign="center" o:hrstd="t" o:hr="t" fillcolor="#a0a0a0" stroked="f"/>
+          <v:rect id="_x0000_i1027" style="width:0;height:1.5pt" o:hralign="center" o:hrstd="t" o:hr="t" fillcolor="#a0a0a0" stroked="f"/>
         </w:pict>
       </w:r>
     </w:p>
@@ -502,13 +531,23 @@
     </w:p>
     <w:p>
       <w:r>
-        <w:t>let arr1 = [10, 20, 30];</w:t>
-      </w:r>
-    </w:p>
-    <w:p>
-      <w:r>
-        <w:t>let arr2 = arr1;</w:t>
-      </w:r>
+        <w:t>let arr1 = [10, 20, 30</w:t>
+      </w:r>
+      <w:proofErr w:type="gramStart"/>
+      <w:r>
+        <w:t>];</w:t>
+      </w:r>
+      <w:proofErr w:type="gramEnd"/>
+    </w:p>
+    <w:p>
+      <w:r>
+        <w:t xml:space="preserve">let arr2 = </w:t>
+      </w:r>
+      <w:proofErr w:type="gramStart"/>
+      <w:r>
+        <w:t>arr1;</w:t>
+      </w:r>
+      <w:proofErr w:type="gramEnd"/>
     </w:p>
     <w:p>
       <w:pPr>
@@ -602,13 +641,21 @@
         </w:numPr>
       </w:pPr>
       <w:r>
-        <w:t>Both point to SAME object</w:t>
+        <w:t xml:space="preserve">Both </w:t>
+      </w:r>
+      <w:proofErr w:type="gramStart"/>
+      <w:r>
+        <w:t>point</w:t>
+      </w:r>
+      <w:proofErr w:type="gramEnd"/>
+      <w:r>
+        <w:t xml:space="preserve"> to SAME object</w:t>
       </w:r>
     </w:p>
     <w:p>
       <w:r>
         <w:pict w14:anchorId="050F5D61">
-          <v:rect id="_x0000_i1118" style="width:0;height:1.5pt" o:hralign="center" o:hrstd="t" o:hr="t" fillcolor="#a0a0a0" stroked="f"/>
+          <v:rect id="_x0000_i1028" style="width:0;height:1.5pt" o:hralign="center" o:hrstd="t" o:hr="t" fillcolor="#a0a0a0" stroked="f"/>
         </w:pict>
       </w:r>
     </w:p>
@@ -636,9 +683,11 @@
       </w:r>
     </w:p>
     <w:p>
+      <w:proofErr w:type="gramStart"/>
       <w:r>
         <w:t>arr2.pop();</w:t>
       </w:r>
+      <w:proofErr w:type="gramEnd"/>
     </w:p>
     <w:p>
       <w:r>
@@ -663,7 +712,7 @@
     <w:p>
       <w:r>
         <w:pict w14:anchorId="397E0830">
-          <v:rect id="_x0000_i1119" style="width:0;height:1.5pt" o:hralign="center" o:hrstd="t" o:hr="t" fillcolor="#a0a0a0" stroked="f"/>
+          <v:rect id="_x0000_i1029" style="width:0;height:1.5pt" o:hralign="center" o:hrstd="t" o:hr="t" fillcolor="#a0a0a0" stroked="f"/>
         </w:pict>
       </w:r>
     </w:p>
@@ -696,14 +745,19 @@
       </w:r>
     </w:p>
     <w:p>
-      <w:r>
-        <w:t>So JS copies only the reference.</w:t>
+      <w:proofErr w:type="gramStart"/>
+      <w:r>
+        <w:t>So</w:t>
+      </w:r>
+      <w:proofErr w:type="gramEnd"/>
+      <w:r>
+        <w:t xml:space="preserve"> JS copies only the reference.</w:t>
       </w:r>
     </w:p>
     <w:p>
       <w:r>
         <w:pict w14:anchorId="330CEAE3">
-          <v:rect id="_x0000_i1120" style="width:0;height:1.5pt" o:hralign="center" o:hrstd="t" o:hr="t" fillcolor="#a0a0a0" stroked="f"/>
+          <v:rect id="_x0000_i1030" style="width:0;height:1.5pt" o:hralign="center" o:hrstd="t" o:hr="t" fillcolor="#a0a0a0" stroked="f"/>
         </w:pict>
       </w:r>
     </w:p>
@@ -794,19 +848,62 @@
     </w:p>
     <w:p>
       <w:r>
-        <w:t>let copy = arr.slice();</w:t>
-      </w:r>
+        <w:t xml:space="preserve">let copy = </w:t>
+      </w:r>
+      <w:proofErr w:type="spellStart"/>
+      <w:proofErr w:type="gramStart"/>
+      <w:r>
+        <w:t>arr.slice</w:t>
+      </w:r>
+      <w:proofErr w:type="spellEnd"/>
+      <w:proofErr w:type="gramEnd"/>
+      <w:r>
+        <w:t>(</w:t>
+      </w:r>
+      <w:proofErr w:type="gramStart"/>
+      <w:r>
+        <w:t>);</w:t>
+      </w:r>
+      <w:proofErr w:type="gramEnd"/>
     </w:p>
     <w:p>
       <w:r>
         <w:lastRenderedPageBreak/>
-        <w:t>let copy = [...arr];</w:t>
-      </w:r>
-    </w:p>
-    <w:p>
-      <w:r>
-        <w:t>let copy = Array.from(arr);</w:t>
-      </w:r>
+        <w:t>let copy = [...</w:t>
+      </w:r>
+      <w:proofErr w:type="spellStart"/>
+      <w:r>
+        <w:t>arr</w:t>
+      </w:r>
+      <w:proofErr w:type="spellEnd"/>
+      <w:proofErr w:type="gramStart"/>
+      <w:r>
+        <w:t>];</w:t>
+      </w:r>
+      <w:proofErr w:type="gramEnd"/>
+    </w:p>
+    <w:p>
+      <w:r>
+        <w:t xml:space="preserve">let copy = </w:t>
+      </w:r>
+      <w:proofErr w:type="spellStart"/>
+      <w:r>
+        <w:t>Array.from</w:t>
+      </w:r>
+      <w:proofErr w:type="spellEnd"/>
+      <w:r>
+        <w:t>(</w:t>
+      </w:r>
+      <w:proofErr w:type="spellStart"/>
+      <w:r>
+        <w:t>arr</w:t>
+      </w:r>
+      <w:proofErr w:type="spellEnd"/>
+      <w:proofErr w:type="gramStart"/>
+      <w:r>
+        <w:t>);</w:t>
+      </w:r>
+      <w:proofErr w:type="gramEnd"/>
     </w:p>
     <w:p>
       <w:pPr>
@@ -833,18 +930,44 @@
     </w:p>
     <w:p>
       <w:r>
-        <w:t>let copy = {...obj};</w:t>
-      </w:r>
-    </w:p>
-    <w:p>
-      <w:r>
-        <w:t>let copy = Object.assign({}, obj);</w:t>
-      </w:r>
+        <w:t>let copy = {...obj</w:t>
+      </w:r>
+      <w:proofErr w:type="gramStart"/>
+      <w:r>
+        <w:t>};</w:t>
+      </w:r>
+      <w:proofErr w:type="gramEnd"/>
+    </w:p>
+    <w:p>
+      <w:r>
+        <w:t xml:space="preserve">let copy = </w:t>
+      </w:r>
+      <w:proofErr w:type="spellStart"/>
+      <w:r>
+        <w:t>Object.</w:t>
+      </w:r>
+      <w:proofErr w:type="gramStart"/>
+      <w:r>
+        <w:t>assign</w:t>
+      </w:r>
+      <w:proofErr w:type="spellEnd"/>
+      <w:r>
+        <w:t>({}</w:t>
+      </w:r>
+      <w:proofErr w:type="gramEnd"/>
+      <w:r>
+        <w:t>, obj</w:t>
+      </w:r>
+      <w:proofErr w:type="gramStart"/>
+      <w:r>
+        <w:t>);</w:t>
+      </w:r>
+      <w:proofErr w:type="gramEnd"/>
     </w:p>
     <w:p>
       <w:r>
         <w:pict w14:anchorId="119BCAF4">
-          <v:rect id="_x0000_i1121" style="width:0;height:1.5pt" o:hralign="center" o:hrstd="t" o:hr="t" fillcolor="#a0a0a0" stroked="f"/>
+          <v:rect id="_x0000_i1031" style="width:0;height:1.5pt" o:hralign="center" o:hrstd="t" o:hr="t" fillcolor="#a0a0a0" stroked="f"/>
         </w:pict>
       </w:r>
     </w:p>
@@ -883,8 +1006,13 @@
     </w:p>
     <w:p>
       <w:r>
-        <w:t xml:space="preserve">  address: {</w:t>
-      </w:r>
+        <w:t xml:space="preserve">  </w:t>
+      </w:r>
+      <w:proofErr w:type="gramStart"/>
+      <w:r>
+        <w:t>address: {</w:t>
+      </w:r>
+      <w:proofErr w:type="gramEnd"/>
     </w:p>
     <w:p>
       <w:r>
@@ -897,15 +1025,22 @@
       </w:r>
     </w:p>
     <w:p>
+      <w:proofErr w:type="gramStart"/>
       <w:r>
         <w:t>};</w:t>
       </w:r>
+      <w:proofErr w:type="gramEnd"/>
     </w:p>
     <w:p/>
     <w:p>
       <w:r>
-        <w:t>let obj2 = {...obj1};</w:t>
-      </w:r>
+        <w:t>let obj2 = {...obj1</w:t>
+      </w:r>
+      <w:proofErr w:type="gramStart"/>
+      <w:r>
+        <w:t>};</w:t>
+      </w:r>
+      <w:proofErr w:type="gramEnd"/>
     </w:p>
     <w:p>
       <w:r>
@@ -940,8 +1075,21 @@
         <w:t>►</w:t>
       </w:r>
       <w:r>
-        <w:t xml:space="preserve"> { city: "Delhi" }</w:t>
-      </w:r>
+        <w:t xml:space="preserve"> </w:t>
+      </w:r>
+      <w:proofErr w:type="gramStart"/>
+      <w:r>
+        <w:t>{ city</w:t>
+      </w:r>
+      <w:proofErr w:type="gramEnd"/>
+      <w:r>
+        <w:t>: "Delhi</w:t>
+      </w:r>
+      <w:proofErr w:type="gramStart"/>
+      <w:r>
+        <w:t>" }</w:t>
+      </w:r>
+      <w:proofErr w:type="gramEnd"/>
     </w:p>
     <w:p>
       <w:r>
@@ -954,9 +1102,19 @@
       </w:r>
     </w:p>
     <w:p>
-      <w:r>
-        <w:t>obj2.address.city = "Mumbai";</w:t>
-      </w:r>
+      <w:proofErr w:type="gramStart"/>
+      <w:r>
+        <w:t>obj2.address.city</w:t>
+      </w:r>
+      <w:proofErr w:type="gramEnd"/>
+      <w:r>
+        <w:t xml:space="preserve"> = "Mumbai</w:t>
+      </w:r>
+      <w:proofErr w:type="gramStart"/>
+      <w:r>
+        <w:t>";</w:t>
+      </w:r>
+      <w:proofErr w:type="gramEnd"/>
     </w:p>
     <w:p>
       <w:r>
@@ -964,8 +1122,13 @@
       </w:r>
     </w:p>
     <w:p>
-      <w:r>
-        <w:t>obj1.address.city → "Mumbai"</w:t>
+      <w:proofErr w:type="gramStart"/>
+      <w:r>
+        <w:t>obj1.address.city</w:t>
+      </w:r>
+      <w:proofErr w:type="gramEnd"/>
+      <w:r>
+        <w:t xml:space="preserve"> → "Mumbai"</w:t>
       </w:r>
     </w:p>
     <w:p>
@@ -981,7 +1144,7 @@
     <w:p>
       <w:r>
         <w:pict w14:anchorId="20C5A6DE">
-          <v:rect id="_x0000_i1122" style="width:0;height:1.5pt" o:hralign="center" o:hrstd="t" o:hr="t" fillcolor="#a0a0a0" stroked="f"/>
+          <v:rect id="_x0000_i1032" style="width:0;height:1.5pt" o:hralign="center" o:hrstd="t" o:hr="t" fillcolor="#a0a0a0" stroked="f"/>
         </w:pict>
       </w:r>
     </w:p>
@@ -1060,7 +1223,7 @@
     <w:p>
       <w:r>
         <w:pict w14:anchorId="599F5D47">
-          <v:rect id="_x0000_i1123" style="width:0;height:1.5pt" o:hralign="center" o:hrstd="t" o:hr="t" fillcolor="#a0a0a0" stroked="f"/>
+          <v:rect id="_x0000_i1033" style="width:0;height:1.5pt" o:hralign="center" o:hrstd="t" o:hr="t" fillcolor="#a0a0a0" stroked="f"/>
         </w:pict>
       </w:r>
     </w:p>
@@ -1084,13 +1247,50 @@
           <w:b/>
           <w:bCs/>
         </w:rPr>
-        <w:t xml:space="preserve"> Method 1: structuredClone (Best Modern Way)</w:t>
-      </w:r>
-    </w:p>
-    <w:p>
-      <w:r>
-        <w:t>let deepCopy = structuredClone(obj);</w:t>
-      </w:r>
+        <w:t xml:space="preserve"> Method 1: </w:t>
+      </w:r>
+      <w:proofErr w:type="spellStart"/>
+      <w:r>
+        <w:rPr>
+          <w:b/>
+          <w:bCs/>
+        </w:rPr>
+        <w:t>structuredClone</w:t>
+      </w:r>
+      <w:proofErr w:type="spellEnd"/>
+      <w:r>
+        <w:rPr>
+          <w:b/>
+          <w:bCs/>
+        </w:rPr>
+        <w:t xml:space="preserve"> (Best Modern Way)</w:t>
+      </w:r>
+    </w:p>
+    <w:p>
+      <w:r>
+        <w:t xml:space="preserve">let </w:t>
+      </w:r>
+      <w:proofErr w:type="spellStart"/>
+      <w:r>
+        <w:t>deepCopy</w:t>
+      </w:r>
+      <w:proofErr w:type="spellEnd"/>
+      <w:r>
+        <w:t xml:space="preserve"> = </w:t>
+      </w:r>
+      <w:proofErr w:type="spellStart"/>
+      <w:r>
+        <w:t>structuredClone</w:t>
+      </w:r>
+      <w:proofErr w:type="spellEnd"/>
+      <w:r>
+        <w:t>(obj</w:t>
+      </w:r>
+      <w:proofErr w:type="gramStart"/>
+      <w:r>
+        <w:t>);</w:t>
+      </w:r>
+      <w:proofErr w:type="gramEnd"/>
     </w:p>
     <w:p>
       <w:r>
@@ -1130,7 +1330,7 @@
     <w:p>
       <w:r>
         <w:pict w14:anchorId="51CA4356">
-          <v:rect id="_x0000_i1124" style="width:0;height:1.5pt" o:hralign="center" o:hrstd="t" o:hr="t" fillcolor="#a0a0a0" stroked="f"/>
+          <v:rect id="_x0000_i1034" style="width:0;height:1.5pt" o:hralign="center" o:hrstd="t" o:hr="t" fillcolor="#a0a0a0" stroked="f"/>
         </w:pict>
       </w:r>
     </w:p>
@@ -1159,8 +1359,37 @@
     </w:p>
     <w:p>
       <w:r>
-        <w:t>let deepCopy = JSON.parse(JSON.stringify(obj));</w:t>
-      </w:r>
+        <w:t xml:space="preserve">let </w:t>
+      </w:r>
+      <w:proofErr w:type="spellStart"/>
+      <w:r>
+        <w:t>deepCopy</w:t>
+      </w:r>
+      <w:proofErr w:type="spellEnd"/>
+      <w:r>
+        <w:t xml:space="preserve"> = </w:t>
+      </w:r>
+      <w:proofErr w:type="spellStart"/>
+      <w:r>
+        <w:t>JSON.parse</w:t>
+      </w:r>
+      <w:proofErr w:type="spellEnd"/>
+      <w:r>
+        <w:t>(</w:t>
+      </w:r>
+      <w:proofErr w:type="spellStart"/>
+      <w:r>
+        <w:t>JSON.stringify</w:t>
+      </w:r>
+      <w:proofErr w:type="spellEnd"/>
+      <w:r>
+        <w:t>(obj)</w:t>
+      </w:r>
+      <w:proofErr w:type="gramStart"/>
+      <w:r>
+        <w:t>);</w:t>
+      </w:r>
+      <w:proofErr w:type="gramEnd"/>
     </w:p>
     <w:p>
       <w:r>
@@ -1209,7 +1438,7 @@
     <w:p>
       <w:r>
         <w:pict w14:anchorId="57860C36">
-          <v:rect id="_x0000_i1125" style="width:0;height:1.5pt" o:hralign="center" o:hrstd="t" o:hr="t" fillcolor="#a0a0a0" stroked="f"/>
+          <v:rect id="_x0000_i1035" style="width:0;height:1.5pt" o:hralign="center" o:hrstd="t" o:hr="t" fillcolor="#a0a0a0" stroked="f"/>
         </w:pict>
       </w:r>
     </w:p>
@@ -1270,7 +1499,7 @@
       <w:r>
         <w:lastRenderedPageBreak/>
         <w:pict w14:anchorId="4C8F68E1">
-          <v:rect id="_x0000_i1126" style="width:0;height:1.5pt" o:hralign="center" o:hrstd="t" o:hr="t" fillcolor="#a0a0a0" stroked="f"/>
+          <v:rect id="_x0000_i1036" style="width:0;height:1.5pt" o:hralign="center" o:hrstd="t" o:hr="t" fillcolor="#a0a0a0" stroked="f"/>
         </w:pict>
       </w:r>
     </w:p>
@@ -1479,9 +1708,11 @@
             <w:hideMark/>
           </w:tcPr>
           <w:p>
+            <w:proofErr w:type="spellStart"/>
             <w:r>
               <w:t>boolean</w:t>
             </w:r>
+            <w:proofErr w:type="spellEnd"/>
           </w:p>
         </w:tc>
         <w:tc>
@@ -1595,7 +1826,7 @@
     <w:p>
       <w:r>
         <w:pict w14:anchorId="34B763D8">
-          <v:rect id="_x0000_i1127" style="width:0;height:1.5pt" o:hralign="center" o:hrstd="t" o:hr="t" fillcolor="#a0a0a0" stroked="f"/>
+          <v:rect id="_x0000_i1037" style="width:0;height:1.5pt" o:hralign="center" o:hrstd="t" o:hr="t" fillcolor="#a0a0a0" stroked="f"/>
         </w:pict>
       </w:r>
     </w:p>
@@ -1628,7 +1859,14 @@
       </w:r>
       <w:r>
         <w:br/>
-        <w:t>Non-Primitive → Shared reference</w:t>
+      </w:r>
+      <w:proofErr w:type="gramStart"/>
+      <w:r>
+        <w:t>Non-Primitive</w:t>
+      </w:r>
+      <w:proofErr w:type="gramEnd"/>
+      <w:r>
+        <w:t xml:space="preserve"> → Shared reference</w:t>
       </w:r>
     </w:p>
     <w:p>
@@ -1639,7 +1877,7 @@
     <w:p>
       <w:r>
         <w:pict w14:anchorId="7A7E22B7">
-          <v:rect id="_x0000_i1128" style="width:0;height:1.5pt" o:hralign="center" o:hrstd="t" o:hr="t" fillcolor="#a0a0a0" stroked="f"/>
+          <v:rect id="_x0000_i1038" style="width:0;height:1.5pt" o:hralign="center" o:hrstd="t" o:hr="t" fillcolor="#a0a0a0" stroked="f"/>
         </w:pict>
       </w:r>
     </w:p>
@@ -1673,18 +1911,33 @@
     </w:p>
     <w:p>
       <w:r>
-        <w:t>let a = [1,2];</w:t>
-      </w:r>
-    </w:p>
-    <w:p>
-      <w:r>
-        <w:t>let b = a;</w:t>
-      </w:r>
-    </w:p>
-    <w:p>
-      <w:r>
-        <w:t>b = [5,6];</w:t>
-      </w:r>
+        <w:t>let a = [1,2</w:t>
+      </w:r>
+      <w:proofErr w:type="gramStart"/>
+      <w:r>
+        <w:t>];</w:t>
+      </w:r>
+      <w:proofErr w:type="gramEnd"/>
+    </w:p>
+    <w:p>
+      <w:r>
+        <w:t xml:space="preserve">let b = </w:t>
+      </w:r>
+      <w:proofErr w:type="gramStart"/>
+      <w:r>
+        <w:t>a;</w:t>
+      </w:r>
+      <w:proofErr w:type="gramEnd"/>
+    </w:p>
+    <w:p>
+      <w:r>
+        <w:t>b = [5,6</w:t>
+      </w:r>
+      <w:proofErr w:type="gramStart"/>
+      <w:r>
+        <w:t>];</w:t>
+      </w:r>
+      <w:proofErr w:type="gramEnd"/>
     </w:p>
     <w:p>
       <w:r>
@@ -1719,7 +1972,7 @@
       <w:r>
         <w:lastRenderedPageBreak/>
         <w:pict w14:anchorId="5406D119">
-          <v:rect id="_x0000_i1129" style="width:0;height:1.5pt" o:hralign="center" o:hrstd="t" o:hr="t" fillcolor="#a0a0a0" stroked="f"/>
+          <v:rect id="_x0000_i1039" style="width:0;height:1.5pt" o:hralign="center" o:hrstd="t" o:hr="t" fillcolor="#a0a0a0" stroked="f"/>
         </w:pict>
       </w:r>
     </w:p>
@@ -1898,7 +2151,7 @@
     <w:p>
       <w:r>
         <w:pict w14:anchorId="080E2B29">
-          <v:rect id="_x0000_i1283" style="width:0;height:1.5pt" o:hralign="center" o:hrstd="t" o:hr="t" fillcolor="#a0a0a0" stroked="f"/>
+          <v:rect id="_x0000_i1040" style="width:0;height:1.5pt" o:hralign="center" o:hrstd="t" o:hr="t" fillcolor="#a0a0a0" stroked="f"/>
         </w:pict>
       </w:r>
     </w:p>
@@ -2091,7 +2344,7 @@
     <w:p>
       <w:r>
         <w:pict w14:anchorId="229A76A0">
-          <v:rect id="_x0000_i1284" style="width:0;height:1.5pt" o:hralign="center" o:hrstd="t" o:hr="t" fillcolor="#a0a0a0" stroked="f"/>
+          <v:rect id="_x0000_i1041" style="width:0;height:1.5pt" o:hralign="center" o:hrstd="t" o:hr="t" fillcolor="#a0a0a0" stroked="f"/>
         </w:pict>
       </w:r>
     </w:p>
@@ -2120,13 +2373,23 @@
     </w:p>
     <w:p>
       <w:r>
-        <w:t>let a = 10;</w:t>
-      </w:r>
-    </w:p>
-    <w:p>
-      <w:r>
-        <w:t>let b = a;</w:t>
-      </w:r>
+        <w:t xml:space="preserve">let a = </w:t>
+      </w:r>
+      <w:proofErr w:type="gramStart"/>
+      <w:r>
+        <w:t>10;</w:t>
+      </w:r>
+      <w:proofErr w:type="gramEnd"/>
+    </w:p>
+    <w:p>
+      <w:r>
+        <w:t xml:space="preserve">let b = </w:t>
+      </w:r>
+      <w:proofErr w:type="gramStart"/>
+      <w:r>
+        <w:t>a;</w:t>
+      </w:r>
+      <w:proofErr w:type="gramEnd"/>
     </w:p>
     <w:p>
       <w:pPr>
@@ -2170,8 +2433,13 @@
     </w:p>
     <w:p>
       <w:r>
-        <w:t>b = 20;</w:t>
-      </w:r>
+        <w:t xml:space="preserve">b = </w:t>
+      </w:r>
+      <w:proofErr w:type="gramStart"/>
+      <w:r>
+        <w:t>20;</w:t>
+      </w:r>
+      <w:proofErr w:type="gramEnd"/>
     </w:p>
     <w:p>
       <w:r>
@@ -2196,7 +2464,7 @@
     <w:p>
       <w:r>
         <w:pict w14:anchorId="1AC58A7B">
-          <v:rect id="_x0000_i1285" style="width:0;height:1.5pt" o:hralign="center" o:hrstd="t" o:hr="t" fillcolor="#a0a0a0" stroked="f"/>
+          <v:rect id="_x0000_i1042" style="width:0;height:1.5pt" o:hralign="center" o:hrstd="t" o:hr="t" fillcolor="#a0a0a0" stroked="f"/>
         </w:pict>
       </w:r>
     </w:p>
@@ -2225,13 +2493,23 @@
     </w:p>
     <w:p>
       <w:r>
-        <w:t>let arr1 = [10, 20];</w:t>
-      </w:r>
-    </w:p>
-    <w:p>
-      <w:r>
-        <w:t>let arr2 = arr1;</w:t>
-      </w:r>
+        <w:t>let arr1 = [10, 20</w:t>
+      </w:r>
+      <w:proofErr w:type="gramStart"/>
+      <w:r>
+        <w:t>];</w:t>
+      </w:r>
+      <w:proofErr w:type="gramEnd"/>
+    </w:p>
+    <w:p>
+      <w:r>
+        <w:t xml:space="preserve">let arr2 = </w:t>
+      </w:r>
+      <w:proofErr w:type="gramStart"/>
+      <w:r>
+        <w:t>arr1;</w:t>
+      </w:r>
+      <w:proofErr w:type="gramEnd"/>
     </w:p>
     <w:p>
       <w:pPr>
@@ -2294,8 +2572,13 @@
     </w:p>
     <w:p>
       <w:r>
-        <w:t>arr2.push(30);</w:t>
-      </w:r>
+        <w:t>arr2.push(30</w:t>
+      </w:r>
+      <w:proofErr w:type="gramStart"/>
+      <w:r>
+        <w:t>);</w:t>
+      </w:r>
+      <w:proofErr w:type="gramEnd"/>
     </w:p>
     <w:p>
       <w:r>
@@ -2315,7 +2598,7 @@
     <w:p>
       <w:r>
         <w:pict w14:anchorId="275E468F">
-          <v:rect id="_x0000_i1286" style="width:0;height:1.5pt" o:hralign="center" o:hrstd="t" o:hr="t" fillcolor="#a0a0a0" stroked="f"/>
+          <v:rect id="_x0000_i1043" style="width:0;height:1.5pt" o:hralign="center" o:hrstd="t" o:hr="t" fillcolor="#a0a0a0" stroked="f"/>
         </w:pict>
       </w:r>
     </w:p>
@@ -2391,7 +2674,7 @@
     <w:p>
       <w:r>
         <w:pict w14:anchorId="66C5A66D">
-          <v:rect id="_x0000_i1287" style="width:0;height:1.5pt" o:hralign="center" o:hrstd="t" o:hr="t" fillcolor="#a0a0a0" stroked="f"/>
+          <v:rect id="_x0000_i1044" style="width:0;height:1.5pt" o:hralign="center" o:hrstd="t" o:hr="t" fillcolor="#a0a0a0" stroked="f"/>
         </w:pict>
       </w:r>
     </w:p>
@@ -2412,13 +2695,23 @@
     </w:p>
     <w:p>
       <w:r>
-        <w:t>function change(x) {</w:t>
-      </w:r>
-    </w:p>
-    <w:p>
-      <w:r>
-        <w:t xml:space="preserve">  x = 100;</w:t>
-      </w:r>
+        <w:t>function change(</w:t>
+      </w:r>
+      <w:proofErr w:type="gramStart"/>
+      <w:r>
+        <w:t>x) {</w:t>
+      </w:r>
+      <w:proofErr w:type="gramEnd"/>
+    </w:p>
+    <w:p>
+      <w:r>
+        <w:t xml:space="preserve">  x = </w:t>
+      </w:r>
+      <w:proofErr w:type="gramStart"/>
+      <w:r>
+        <w:t>100;</w:t>
+      </w:r>
+      <w:proofErr w:type="gramEnd"/>
     </w:p>
     <w:p>
       <w:r>
@@ -2428,18 +2721,33 @@
     <w:p/>
     <w:p>
       <w:r>
-        <w:t>let a = 10;</w:t>
-      </w:r>
-    </w:p>
-    <w:p>
-      <w:r>
-        <w:t>change(a);</w:t>
-      </w:r>
-    </w:p>
-    <w:p>
-      <w:r>
-        <w:t>console.log(a);</w:t>
-      </w:r>
+        <w:t xml:space="preserve">let a = </w:t>
+      </w:r>
+      <w:proofErr w:type="gramStart"/>
+      <w:r>
+        <w:t>10;</w:t>
+      </w:r>
+      <w:proofErr w:type="gramEnd"/>
+    </w:p>
+    <w:p>
+      <w:r>
+        <w:t>change(a</w:t>
+      </w:r>
+      <w:proofErr w:type="gramStart"/>
+      <w:r>
+        <w:t>);</w:t>
+      </w:r>
+      <w:proofErr w:type="gramEnd"/>
+    </w:p>
+    <w:p>
+      <w:r>
+        <w:t>console.log(a</w:t>
+      </w:r>
+      <w:proofErr w:type="gramStart"/>
+      <w:r>
+        <w:t>);</w:t>
+      </w:r>
+      <w:proofErr w:type="gramEnd"/>
     </w:p>
     <w:p>
       <w:r>
@@ -2480,7 +2788,7 @@
     <w:p>
       <w:r>
         <w:pict w14:anchorId="478E9291">
-          <v:rect id="_x0000_i1288" style="width:0;height:1.5pt" o:hralign="center" o:hrstd="t" o:hr="t" fillcolor="#a0a0a0" stroked="f"/>
+          <v:rect id="_x0000_i1045" style="width:0;height:1.5pt" o:hralign="center" o:hrstd="t" o:hr="t" fillcolor="#a0a0a0" stroked="f"/>
         </w:pict>
       </w:r>
     </w:p>
@@ -2501,13 +2809,23 @@
     </w:p>
     <w:p>
       <w:r>
-        <w:t>function change(obj) {</w:t>
-      </w:r>
-    </w:p>
-    <w:p>
-      <w:r>
-        <w:t xml:space="preserve">  obj.name = "Rahul";</w:t>
-      </w:r>
+        <w:t>function change(</w:t>
+      </w:r>
+      <w:proofErr w:type="gramStart"/>
+      <w:r>
+        <w:t>obj) {</w:t>
+      </w:r>
+      <w:proofErr w:type="gramEnd"/>
+    </w:p>
+    <w:p>
+      <w:r>
+        <w:t xml:space="preserve">  obj.name = "Rahul</w:t>
+      </w:r>
+      <w:proofErr w:type="gramStart"/>
+      <w:r>
+        <w:t>";</w:t>
+      </w:r>
+      <w:proofErr w:type="gramEnd"/>
     </w:p>
     <w:p>
       <w:r>
@@ -2517,18 +2835,44 @@
     <w:p/>
     <w:p>
       <w:r>
-        <w:t>let user = { name: "Aman" };</w:t>
-      </w:r>
-    </w:p>
-    <w:p>
-      <w:r>
-        <w:t>change(user);</w:t>
-      </w:r>
-    </w:p>
-    <w:p>
-      <w:r>
-        <w:t>console.log(user.name);</w:t>
-      </w:r>
+        <w:t xml:space="preserve">let user = </w:t>
+      </w:r>
+      <w:proofErr w:type="gramStart"/>
+      <w:r>
+        <w:t>{ name</w:t>
+      </w:r>
+      <w:proofErr w:type="gramEnd"/>
+      <w:r>
+        <w:t>: "Aman</w:t>
+      </w:r>
+      <w:proofErr w:type="gramStart"/>
+      <w:r>
+        <w:t>" }</w:t>
+      </w:r>
+      <w:proofErr w:type="gramEnd"/>
+      <w:r>
+        <w:t>;</w:t>
+      </w:r>
+    </w:p>
+    <w:p>
+      <w:r>
+        <w:t>change(user</w:t>
+      </w:r>
+      <w:proofErr w:type="gramStart"/>
+      <w:r>
+        <w:t>);</w:t>
+      </w:r>
+      <w:proofErr w:type="gramEnd"/>
+    </w:p>
+    <w:p>
+      <w:r>
+        <w:t>console.log(user.name</w:t>
+      </w:r>
+      <w:proofErr w:type="gramStart"/>
+      <w:r>
+        <w:t>);</w:t>
+      </w:r>
+      <w:proofErr w:type="gramEnd"/>
     </w:p>
     <w:p>
       <w:r>
@@ -2566,12 +2910,30 @@
         <w:t>►</w:t>
       </w:r>
       <w:r>
-        <w:t xml:space="preserve"> { name: "Aman" }</w:t>
-      </w:r>
-    </w:p>
-    <w:p>
-      <w:r>
-        <w:t>obj  ───────────────</w:t>
+        <w:t xml:space="preserve"> </w:t>
+      </w:r>
+      <w:proofErr w:type="gramStart"/>
+      <w:r>
+        <w:t>{ name</w:t>
+      </w:r>
+      <w:proofErr w:type="gramEnd"/>
+      <w:r>
+        <w:t>: "Aman</w:t>
+      </w:r>
+      <w:proofErr w:type="gramStart"/>
+      <w:r>
+        <w:t>" }</w:t>
+      </w:r>
+      <w:proofErr w:type="gramEnd"/>
+    </w:p>
+    <w:p>
+      <w:proofErr w:type="gramStart"/>
+      <w:r>
+        <w:t>obj  ─</w:t>
+      </w:r>
+      <w:proofErr w:type="gramEnd"/>
+      <w:r>
+        <w:t>──────────────</w:t>
       </w:r>
       <w:r>
         <w:rPr>
@@ -2585,13 +2947,29 @@
     </w:p>
     <w:p>
       <w:r>
-        <w:t>Both share same heap object.</w:t>
+        <w:t xml:space="preserve">Both share same </w:t>
+      </w:r>
+      <w:proofErr w:type="gramStart"/>
+      <w:r>
+        <w:t>heap</w:t>
+      </w:r>
+      <w:proofErr w:type="gramEnd"/>
+      <w:r>
+        <w:t xml:space="preserve"> </w:t>
+      </w:r>
+      <w:proofErr w:type="gramStart"/>
+      <w:r>
+        <w:t>object</w:t>
+      </w:r>
+      <w:proofErr w:type="gramEnd"/>
+      <w:r>
+        <w:t>.</w:t>
       </w:r>
     </w:p>
     <w:p>
       <w:r>
         <w:pict w14:anchorId="43999EE4">
-          <v:rect id="_x0000_i1289" style="width:0;height:1.5pt" o:hralign="center" o:hrstd="t" o:hr="t" fillcolor="#a0a0a0" stroked="f"/>
+          <v:rect id="_x0000_i1046" style="width:0;height:1.5pt" o:hralign="center" o:hrstd="t" o:hr="t" fillcolor="#a0a0a0" stroked="f"/>
         </w:pict>
       </w:r>
     </w:p>
@@ -2625,7 +3003,23 @@
     </w:p>
     <w:p>
       <w:r>
-        <w:t>obj = { name: "New" };</w:t>
+        <w:t xml:space="preserve">obj = </w:t>
+      </w:r>
+      <w:proofErr w:type="gramStart"/>
+      <w:r>
+        <w:t>{ name</w:t>
+      </w:r>
+      <w:proofErr w:type="gramEnd"/>
+      <w:r>
+        <w:t>: "New</w:t>
+      </w:r>
+      <w:proofErr w:type="gramStart"/>
+      <w:r>
+        <w:t>" }</w:t>
+      </w:r>
+      <w:proofErr w:type="gramEnd"/>
+      <w:r>
+        <w:t>;</w:t>
       </w:r>
     </w:p>
     <w:p>
@@ -2641,13 +3035,29 @@
     </w:p>
     <w:p>
       <w:r>
-        <w:t>You created new object and reassigned local reference only.</w:t>
+        <w:t xml:space="preserve">You created new </w:t>
+      </w:r>
+      <w:proofErr w:type="gramStart"/>
+      <w:r>
+        <w:t>object</w:t>
+      </w:r>
+      <w:proofErr w:type="gramEnd"/>
+      <w:r>
+        <w:t xml:space="preserve"> and reassigned local </w:t>
+      </w:r>
+      <w:proofErr w:type="gramStart"/>
+      <w:r>
+        <w:t>reference</w:t>
+      </w:r>
+      <w:proofErr w:type="gramEnd"/>
+      <w:r>
+        <w:t xml:space="preserve"> only.</w:t>
       </w:r>
     </w:p>
     <w:p>
       <w:r>
         <w:pict w14:anchorId="77715EFA">
-          <v:rect id="_x0000_i1290" style="width:0;height:1.5pt" o:hralign="center" o:hrstd="t" o:hr="t" fillcolor="#a0a0a0" stroked="f"/>
+          <v:rect id="_x0000_i1047" style="width:0;height:1.5pt" o:hralign="center" o:hrstd="t" o:hr="t" fillcolor="#a0a0a0" stroked="f"/>
         </w:pict>
       </w:r>
     </w:p>
@@ -2696,13 +3106,37 @@
     </w:p>
     <w:p>
       <w:r>
-        <w:t>const user = { name: "Aman" };</w:t>
+        <w:t xml:space="preserve">const user = </w:t>
+      </w:r>
+      <w:proofErr w:type="gramStart"/>
+      <w:r>
+        <w:t>{ name</w:t>
+      </w:r>
+      <w:proofErr w:type="gramEnd"/>
+      <w:r>
+        <w:t>: "Aman</w:t>
+      </w:r>
+      <w:proofErr w:type="gramStart"/>
+      <w:r>
+        <w:t>" }</w:t>
+      </w:r>
+      <w:proofErr w:type="gramEnd"/>
+      <w:r>
+        <w:t>;</w:t>
       </w:r>
     </w:p>
     <w:p/>
     <w:p>
       <w:r>
-        <w:t xml:space="preserve">user.name = "Rahul";  // </w:t>
+        <w:t>user.name = "Rahul</w:t>
+      </w:r>
+      <w:proofErr w:type="gramStart"/>
+      <w:r>
+        <w:t>";  /</w:t>
+      </w:r>
+      <w:proofErr w:type="gramEnd"/>
+      <w:r>
+        <w:t xml:space="preserve">/ </w:t>
       </w:r>
       <w:r>
         <w:rPr>
@@ -2716,7 +3150,15 @@
     </w:p>
     <w:p>
       <w:r>
-        <w:t xml:space="preserve">user = {};            // </w:t>
+        <w:t>user = {</w:t>
+      </w:r>
+      <w:proofErr w:type="gramStart"/>
+      <w:r>
+        <w:t xml:space="preserve">};   </w:t>
+      </w:r>
+      <w:proofErr w:type="gramEnd"/>
+      <w:r>
+        <w:t xml:space="preserve">         // </w:t>
       </w:r>
       <w:r>
         <w:rPr>
@@ -2745,7 +3187,15 @@
     </w:p>
     <w:p>
       <w:r>
-        <w:t>It does NOT freeze object.</w:t>
+        <w:t xml:space="preserve">It does NOT freeze </w:t>
+      </w:r>
+      <w:proofErr w:type="gramStart"/>
+      <w:r>
+        <w:t>object</w:t>
+      </w:r>
+      <w:proofErr w:type="gramEnd"/>
+      <w:r>
+        <w:t>.</w:t>
       </w:r>
     </w:p>
     <w:p>
@@ -2764,23 +3214,52 @@
         <w:t>►</w:t>
       </w:r>
       <w:r>
-        <w:t xml:space="preserve"> { name: "Aman" }</w:t>
-      </w:r>
-    </w:p>
-    <w:p>
-      <w:r>
-        <w:t>You can change inside object.</w:t>
-      </w:r>
-    </w:p>
-    <w:p>
-      <w:r>
-        <w:t>But you cannot make user point to new object.</w:t>
+        <w:t xml:space="preserve"> </w:t>
+      </w:r>
+      <w:proofErr w:type="gramStart"/>
+      <w:r>
+        <w:t>{ name</w:t>
+      </w:r>
+      <w:proofErr w:type="gramEnd"/>
+      <w:r>
+        <w:t>: "Aman</w:t>
+      </w:r>
+      <w:proofErr w:type="gramStart"/>
+      <w:r>
+        <w:t>" }</w:t>
+      </w:r>
+      <w:proofErr w:type="gramEnd"/>
+    </w:p>
+    <w:p>
+      <w:r>
+        <w:t xml:space="preserve">You can change inside </w:t>
+      </w:r>
+      <w:proofErr w:type="gramStart"/>
+      <w:r>
+        <w:t>object</w:t>
+      </w:r>
+      <w:proofErr w:type="gramEnd"/>
+      <w:r>
+        <w:t>.</w:t>
+      </w:r>
+    </w:p>
+    <w:p>
+      <w:r>
+        <w:t xml:space="preserve">But you cannot make user point to new </w:t>
+      </w:r>
+      <w:proofErr w:type="gramStart"/>
+      <w:r>
+        <w:t>object</w:t>
+      </w:r>
+      <w:proofErr w:type="gramEnd"/>
+      <w:r>
+        <w:t>.</w:t>
       </w:r>
     </w:p>
     <w:p>
       <w:r>
         <w:pict w14:anchorId="535587F8">
-          <v:rect id="_x0000_i1291" style="width:0;height:1.5pt" o:hralign="center" o:hrstd="t" o:hr="t" fillcolor="#a0a0a0" stroked="f"/>
+          <v:rect id="_x0000_i1048" style="width:0;height:1.5pt" o:hralign="center" o:hrstd="t" o:hr="t" fillcolor="#a0a0a0" stroked="f"/>
         </w:pict>
       </w:r>
     </w:p>
@@ -2808,19 +3287,37 @@
       </w:r>
     </w:p>
     <w:p>
-      <w:r>
-        <w:t>Object.freeze(obj);</w:t>
-      </w:r>
-    </w:p>
-    <w:p>
-      <w:r>
-        <w:t>Now properties cannot change.</w:t>
+      <w:proofErr w:type="spellStart"/>
+      <w:r>
+        <w:t>Object.freeze</w:t>
+      </w:r>
+      <w:proofErr w:type="spellEnd"/>
+      <w:r>
+        <w:t>(obj</w:t>
+      </w:r>
+      <w:proofErr w:type="gramStart"/>
+      <w:r>
+        <w:t>);</w:t>
+      </w:r>
+      <w:proofErr w:type="gramEnd"/>
+    </w:p>
+    <w:p>
+      <w:r>
+        <w:t xml:space="preserve">Now </w:t>
+      </w:r>
+      <w:proofErr w:type="gramStart"/>
+      <w:r>
+        <w:t>properties</w:t>
+      </w:r>
+      <w:proofErr w:type="gramEnd"/>
+      <w:r>
+        <w:t xml:space="preserve"> cannot change.</w:t>
       </w:r>
     </w:p>
     <w:p>
       <w:r>
         <w:pict w14:anchorId="134E0558">
-          <v:rect id="_x0000_i1292" style="width:0;height:1.5pt" o:hralign="center" o:hrstd="t" o:hr="t" fillcolor="#a0a0a0" stroked="f"/>
+          <v:rect id="_x0000_i1049" style="width:0;height:1.5pt" o:hralign="center" o:hrstd="t" o:hr="t" fillcolor="#a0a0a0" stroked="f"/>
         </w:pict>
       </w:r>
     </w:p>
@@ -2865,7 +3362,7 @@
     <w:p>
       <w:r>
         <w:pict w14:anchorId="332FC90D">
-          <v:rect id="_x0000_i1293" style="width:0;height:1.5pt" o:hralign="center" o:hrstd="t" o:hr="t" fillcolor="#a0a0a0" stroked="f"/>
+          <v:rect id="_x0000_i1050" style="width:0;height:1.5pt" o:hralign="center" o:hrstd="t" o:hr="t" fillcolor="#a0a0a0" stroked="f"/>
         </w:pict>
       </w:r>
     </w:p>
@@ -2925,19 +3422,39 @@
     </w:p>
     <w:p>
       <w:r>
-        <w:t xml:space="preserve">  address: { city: "Delhi" }</w:t>
-      </w:r>
-    </w:p>
-    <w:p>
+        <w:t xml:space="preserve">  address: </w:t>
+      </w:r>
+      <w:proofErr w:type="gramStart"/>
+      <w:r>
+        <w:t>{ city</w:t>
+      </w:r>
+      <w:proofErr w:type="gramEnd"/>
+      <w:r>
+        <w:t>: "Delhi</w:t>
+      </w:r>
+      <w:proofErr w:type="gramStart"/>
+      <w:r>
+        <w:t>" }</w:t>
+      </w:r>
+      <w:proofErr w:type="gramEnd"/>
+    </w:p>
+    <w:p>
+      <w:proofErr w:type="gramStart"/>
       <w:r>
         <w:t>};</w:t>
       </w:r>
+      <w:proofErr w:type="gramEnd"/>
     </w:p>
     <w:p/>
     <w:p>
       <w:r>
-        <w:t>let obj2 = {...obj1};</w:t>
-      </w:r>
+        <w:t>let obj2 = {...obj1</w:t>
+      </w:r>
+      <w:proofErr w:type="gramStart"/>
+      <w:r>
+        <w:t>};</w:t>
+      </w:r>
+      <w:proofErr w:type="gramEnd"/>
     </w:p>
     <w:p>
       <w:r>
@@ -2972,8 +3489,21 @@
         <w:t>►</w:t>
       </w:r>
       <w:r>
-        <w:t xml:space="preserve"> { city: "Delhi" }</w:t>
-      </w:r>
+        <w:t xml:space="preserve"> </w:t>
+      </w:r>
+      <w:proofErr w:type="gramStart"/>
+      <w:r>
+        <w:t>{ city</w:t>
+      </w:r>
+      <w:proofErr w:type="gramEnd"/>
+      <w:r>
+        <w:t>: "Delhi</w:t>
+      </w:r>
+      <w:proofErr w:type="gramStart"/>
+      <w:r>
+        <w:t>" }</w:t>
+      </w:r>
+      <w:proofErr w:type="gramEnd"/>
     </w:p>
     <w:p>
       <w:r>
@@ -2991,9 +3521,19 @@
       </w:r>
     </w:p>
     <w:p>
-      <w:r>
-        <w:t>obj2.address.city = "Mumbai";</w:t>
-      </w:r>
+      <w:proofErr w:type="gramStart"/>
+      <w:r>
+        <w:t>obj2.address.city</w:t>
+      </w:r>
+      <w:proofErr w:type="gramEnd"/>
+      <w:r>
+        <w:t xml:space="preserve"> = "Mumbai</w:t>
+      </w:r>
+      <w:proofErr w:type="gramStart"/>
+      <w:r>
+        <w:t>";</w:t>
+      </w:r>
+      <w:proofErr w:type="gramEnd"/>
     </w:p>
     <w:p>
       <w:r>
@@ -3003,7 +3543,7 @@
     <w:p>
       <w:r>
         <w:pict w14:anchorId="4B40C785">
-          <v:rect id="_x0000_i1294" style="width:0;height:1.5pt" o:hralign="center" o:hrstd="t" o:hr="t" fillcolor="#a0a0a0" stroked="f"/>
+          <v:rect id="_x0000_i1051" style="width:0;height:1.5pt" o:hralign="center" o:hrstd="t" o:hr="t" fillcolor="#a0a0a0" stroked="f"/>
         </w:pict>
       </w:r>
     </w:p>
@@ -3032,7 +3572,15 @@
     </w:p>
     <w:p>
       <w:r>
-        <w:t>Everything copied fully.</w:t>
+        <w:t xml:space="preserve">Everything </w:t>
+      </w:r>
+      <w:proofErr w:type="gramStart"/>
+      <w:r>
+        <w:t>copied</w:t>
+      </w:r>
+      <w:proofErr w:type="gramEnd"/>
+      <w:r>
+        <w:t xml:space="preserve"> fully.</w:t>
       </w:r>
     </w:p>
     <w:p>
@@ -3052,8 +3600,21 @@
     </w:p>
     <w:p>
       <w:r>
-        <w:t>let copy = structuredClone(obj1);</w:t>
-      </w:r>
+        <w:t xml:space="preserve">let copy = </w:t>
+      </w:r>
+      <w:proofErr w:type="spellStart"/>
+      <w:r>
+        <w:t>structuredClone</w:t>
+      </w:r>
+      <w:proofErr w:type="spellEnd"/>
+      <w:r>
+        <w:t>(obj1</w:t>
+      </w:r>
+      <w:proofErr w:type="gramStart"/>
+      <w:r>
+        <w:t>);</w:t>
+      </w:r>
+      <w:proofErr w:type="gramEnd"/>
     </w:p>
     <w:p>
       <w:r>
@@ -3063,7 +3624,7 @@
     <w:p>
       <w:r>
         <w:pict w14:anchorId="0F332451">
-          <v:rect id="_x0000_i1295" style="width:0;height:1.5pt" o:hralign="center" o:hrstd="t" o:hr="t" fillcolor="#a0a0a0" stroked="f"/>
+          <v:rect id="_x0000_i1052" style="width:0;height:1.5pt" o:hralign="center" o:hrstd="t" o:hr="t" fillcolor="#a0a0a0" stroked="f"/>
         </w:pict>
       </w:r>
     </w:p>
@@ -3084,8 +3645,29 @@
     </w:p>
     <w:p>
       <w:r>
-        <w:t>let copy = JSON.parse(JSON.stringify(obj1));</w:t>
-      </w:r>
+        <w:t xml:space="preserve">let copy = </w:t>
+      </w:r>
+      <w:proofErr w:type="spellStart"/>
+      <w:r>
+        <w:t>JSON.parse</w:t>
+      </w:r>
+      <w:proofErr w:type="spellEnd"/>
+      <w:r>
+        <w:t>(</w:t>
+      </w:r>
+      <w:proofErr w:type="spellStart"/>
+      <w:r>
+        <w:t>JSON.stringify</w:t>
+      </w:r>
+      <w:proofErr w:type="spellEnd"/>
+      <w:r>
+        <w:t>(obj1)</w:t>
+      </w:r>
+      <w:proofErr w:type="gramStart"/>
+      <w:r>
+        <w:t>);</w:t>
+      </w:r>
+      <w:proofErr w:type="gramEnd"/>
     </w:p>
     <w:p>
       <w:r>
@@ -3129,7 +3711,7 @@
     <w:p>
       <w:r>
         <w:pict w14:anchorId="3804F997">
-          <v:rect id="_x0000_i1296" style="width:0;height:1.5pt" o:hralign="center" o:hrstd="t" o:hr="t" fillcolor="#a0a0a0" stroked="f"/>
+          <v:rect id="_x0000_i1053" style="width:0;height:1.5pt" o:hralign="center" o:hrstd="t" o:hr="t" fillcolor="#a0a0a0" stroked="f"/>
         </w:pict>
       </w:r>
     </w:p>
@@ -3183,13 +3765,34 @@
     </w:p>
     <w:p>
       <w:r>
-        <w:t>let obj = { name: "Aman" };</w:t>
-      </w:r>
-    </w:p>
-    <w:p>
-      <w:r>
-        <w:t>obj = null;</w:t>
-      </w:r>
+        <w:t xml:space="preserve">let obj = </w:t>
+      </w:r>
+      <w:proofErr w:type="gramStart"/>
+      <w:r>
+        <w:t>{ name</w:t>
+      </w:r>
+      <w:proofErr w:type="gramEnd"/>
+      <w:r>
+        <w:t>: "Aman</w:t>
+      </w:r>
+      <w:proofErr w:type="gramStart"/>
+      <w:r>
+        <w:t>" }</w:t>
+      </w:r>
+      <w:proofErr w:type="gramEnd"/>
+      <w:r>
+        <w:t>;</w:t>
+      </w:r>
+    </w:p>
+    <w:p>
+      <w:r>
+        <w:t xml:space="preserve">obj = </w:t>
+      </w:r>
+      <w:proofErr w:type="gramStart"/>
+      <w:r>
+        <w:t>null;</w:t>
+      </w:r>
+      <w:proofErr w:type="gramEnd"/>
     </w:p>
     <w:p>
       <w:r>
@@ -3214,7 +3817,7 @@
     <w:p>
       <w:r>
         <w:pict w14:anchorId="31E7D83E">
-          <v:rect id="_x0000_i1297" style="width:0;height:1.5pt" o:hralign="center" o:hrstd="t" o:hr="t" fillcolor="#a0a0a0" stroked="f"/>
+          <v:rect id="_x0000_i1054" style="width:0;height:1.5pt" o:hralign="center" o:hrstd="t" o:hr="t" fillcolor="#a0a0a0" stroked="f"/>
         </w:pict>
       </w:r>
     </w:p>
@@ -3259,7 +3862,7 @@
     <w:p>
       <w:r>
         <w:pict w14:anchorId="265F99D1">
-          <v:rect id="_x0000_i1298" style="width:0;height:1.5pt" o:hralign="center" o:hrstd="t" o:hr="t" fillcolor="#a0a0a0" stroked="f"/>
+          <v:rect id="_x0000_i1055" style="width:0;height:1.5pt" o:hralign="center" o:hrstd="t" o:hr="t" fillcolor="#a0a0a0" stroked="f"/>
         </w:pict>
       </w:r>
     </w:p>
@@ -3280,18 +3883,33 @@
     </w:p>
     <w:p>
       <w:r>
-        <w:t>let a = [1,2];</w:t>
-      </w:r>
-    </w:p>
-    <w:p>
-      <w:r>
-        <w:t>let b = a;</w:t>
-      </w:r>
-    </w:p>
-    <w:p>
-      <w:r>
-        <w:t>b = [5,6];</w:t>
-      </w:r>
+        <w:t>let a = [1,2</w:t>
+      </w:r>
+      <w:proofErr w:type="gramStart"/>
+      <w:r>
+        <w:t>];</w:t>
+      </w:r>
+      <w:proofErr w:type="gramEnd"/>
+    </w:p>
+    <w:p>
+      <w:r>
+        <w:t xml:space="preserve">let b = </w:t>
+      </w:r>
+      <w:proofErr w:type="gramStart"/>
+      <w:r>
+        <w:t>a;</w:t>
+      </w:r>
+      <w:proofErr w:type="gramEnd"/>
+    </w:p>
+    <w:p>
+      <w:r>
+        <w:t>b = [5,6</w:t>
+      </w:r>
+      <w:proofErr w:type="gramStart"/>
+      <w:r>
+        <w:t>];</w:t>
+      </w:r>
+      <w:proofErr w:type="gramEnd"/>
     </w:p>
     <w:p>
       <w:r>
@@ -3331,7 +3949,7 @@
     <w:p>
       <w:r>
         <w:pict w14:anchorId="3C9CB1DB">
-          <v:rect id="_x0000_i1299" style="width:0;height:1.5pt" o:hralign="center" o:hrstd="t" o:hr="t" fillcolor="#a0a0a0" stroked="f"/>
+          <v:rect id="_x0000_i1056" style="width:0;height:1.5pt" o:hralign="center" o:hrstd="t" o:hr="t" fillcolor="#a0a0a0" stroked="f"/>
         </w:pict>
       </w:r>
     </w:p>
@@ -3352,18 +3970,51 @@
     </w:p>
     <w:p>
       <w:r>
-        <w:t>let obj = { a: 1 };</w:t>
-      </w:r>
-    </w:p>
-    <w:p>
-      <w:r>
-        <w:t>let copy = obj;</w:t>
-      </w:r>
-    </w:p>
-    <w:p>
-      <w:r>
-        <w:t>copy.a = 5;</w:t>
-      </w:r>
+        <w:t xml:space="preserve">let obj = </w:t>
+      </w:r>
+      <w:proofErr w:type="gramStart"/>
+      <w:r>
+        <w:t>{ a</w:t>
+      </w:r>
+      <w:proofErr w:type="gramEnd"/>
+      <w:r>
+        <w:t xml:space="preserve">: </w:t>
+      </w:r>
+      <w:proofErr w:type="gramStart"/>
+      <w:r>
+        <w:t>1 }</w:t>
+      </w:r>
+      <w:proofErr w:type="gramEnd"/>
+      <w:r>
+        <w:t>;</w:t>
+      </w:r>
+    </w:p>
+    <w:p>
+      <w:r>
+        <w:t xml:space="preserve">let copy = </w:t>
+      </w:r>
+      <w:proofErr w:type="gramStart"/>
+      <w:r>
+        <w:t>obj;</w:t>
+      </w:r>
+      <w:proofErr w:type="gramEnd"/>
+    </w:p>
+    <w:p>
+      <w:proofErr w:type="spellStart"/>
+      <w:proofErr w:type="gramStart"/>
+      <w:r>
+        <w:t>copy.a</w:t>
+      </w:r>
+      <w:proofErr w:type="spellEnd"/>
+      <w:proofErr w:type="gramEnd"/>
+      <w:r>
+        <w:t xml:space="preserve"> = </w:t>
+      </w:r>
+      <w:proofErr w:type="gramStart"/>
+      <w:r>
+        <w:t>5;</w:t>
+      </w:r>
+      <w:proofErr w:type="gramEnd"/>
     </w:p>
     <w:p>
       <w:r>
@@ -3371,8 +4022,15 @@
       </w:r>
     </w:p>
     <w:p>
-      <w:r>
-        <w:t>obj.a = 5</w:t>
+      <w:proofErr w:type="spellStart"/>
+      <w:proofErr w:type="gramStart"/>
+      <w:r>
+        <w:t>obj.a</w:t>
+      </w:r>
+      <w:proofErr w:type="spellEnd"/>
+      <w:proofErr w:type="gramEnd"/>
+      <w:r>
+        <w:t xml:space="preserve"> = 5</w:t>
       </w:r>
     </w:p>
     <w:p>
@@ -3383,7 +4041,7 @@
     <w:p>
       <w:r>
         <w:pict w14:anchorId="625FEA9C">
-          <v:rect id="_x0000_i1300" style="width:0;height:1.5pt" o:hralign="center" o:hrstd="t" o:hr="t" fillcolor="#a0a0a0" stroked="f"/>
+          <v:rect id="_x0000_i1057" style="width:0;height:1.5pt" o:hralign="center" o:hrstd="t" o:hr="t" fillcolor="#a0a0a0" stroked="f"/>
         </w:pict>
       </w:r>
     </w:p>
@@ -3404,19 +4062,60 @@
     </w:p>
     <w:p>
       <w:r>
-        <w:t>let arr = [[1,2]];</w:t>
-      </w:r>
-    </w:p>
-    <w:p>
-      <w:r>
-        <w:t>let copy = [...arr];</w:t>
-      </w:r>
+        <w:t xml:space="preserve">let </w:t>
+      </w:r>
+      <w:proofErr w:type="spellStart"/>
+      <w:r>
+        <w:t>arr</w:t>
+      </w:r>
+      <w:proofErr w:type="spellEnd"/>
+      <w:r>
+        <w:t xml:space="preserve"> </w:t>
+      </w:r>
+      <w:proofErr w:type="gramStart"/>
+      <w:r>
+        <w:t>= [[</w:t>
+      </w:r>
+      <w:proofErr w:type="gramEnd"/>
+      <w:r>
+        <w:t>1,2]</w:t>
+      </w:r>
+      <w:proofErr w:type="gramStart"/>
+      <w:r>
+        <w:t>];</w:t>
+      </w:r>
+      <w:proofErr w:type="gramEnd"/>
+    </w:p>
+    <w:p>
+      <w:r>
+        <w:t>let copy = [...</w:t>
+      </w:r>
+      <w:proofErr w:type="spellStart"/>
+      <w:r>
+        <w:t>arr</w:t>
+      </w:r>
+      <w:proofErr w:type="spellEnd"/>
+      <w:proofErr w:type="gramStart"/>
+      <w:r>
+        <w:t>];</w:t>
+      </w:r>
+      <w:proofErr w:type="gramEnd"/>
     </w:p>
     <w:p/>
     <w:p>
-      <w:r>
-        <w:t>copy[0][0] = 99;</w:t>
-      </w:r>
+      <w:proofErr w:type="gramStart"/>
+      <w:r>
+        <w:t>copy[</w:t>
+      </w:r>
+      <w:proofErr w:type="gramEnd"/>
+      <w:r>
+        <w:t xml:space="preserve">0][0] = </w:t>
+      </w:r>
+      <w:proofErr w:type="gramStart"/>
+      <w:r>
+        <w:t>99;</w:t>
+      </w:r>
+      <w:proofErr w:type="gramEnd"/>
     </w:p>
     <w:p>
       <w:r>
@@ -3431,7 +4130,7 @@
     <w:p>
       <w:r>
         <w:pict w14:anchorId="14B84A87">
-          <v:rect id="_x0000_i1301" style="width:0;height:1.5pt" o:hralign="center" o:hrstd="t" o:hr="t" fillcolor="#a0a0a0" stroked="f"/>
+          <v:rect id="_x0000_i1058" style="width:0;height:1.5pt" o:hralign="center" o:hrstd="t" o:hr="t" fillcolor="#a0a0a0" stroked="f"/>
         </w:pict>
       </w:r>
     </w:p>
@@ -3527,7 +4226,7 @@
       <w:r>
         <w:lastRenderedPageBreak/>
         <w:pict w14:anchorId="7D0FC713">
-          <v:rect id="_x0000_i1302" style="width:0;height:1.5pt" o:hralign="center" o:hrstd="t" o:hr="t" fillcolor="#a0a0a0" stroked="f"/>
+          <v:rect id="_x0000_i1059" style="width:0;height:1.5pt" o:hralign="center" o:hrstd="t" o:hr="t" fillcolor="#a0a0a0" stroked="f"/>
         </w:pict>
       </w:r>
     </w:p>
@@ -3595,7 +4294,7 @@
     <w:p>
       <w:r>
         <w:pict w14:anchorId="61552048">
-          <v:rect id="_x0000_i1303" style="width:0;height:1.5pt" o:hralign="center" o:hrstd="t" o:hr="t" fillcolor="#a0a0a0" stroked="f"/>
+          <v:rect id="_x0000_i1060" style="width:0;height:1.5pt" o:hralign="center" o:hrstd="t" o:hr="t" fillcolor="#a0a0a0" stroked="f"/>
         </w:pict>
       </w:r>
     </w:p>
@@ -3710,7 +4409,7 @@
     <w:p>
       <w:r>
         <w:pict w14:anchorId="19C45814">
-          <v:rect id="_x0000_i1304" style="width:0;height:1.5pt" o:hralign="center" o:hrstd="t" o:hr="t" fillcolor="#a0a0a0" stroked="f"/>
+          <v:rect id="_x0000_i1061" style="width:0;height:1.5pt" o:hralign="center" o:hrstd="t" o:hr="t" fillcolor="#a0a0a0" stroked="f"/>
         </w:pict>
       </w:r>
     </w:p>
@@ -3739,23 +4438,67 @@
     </w:p>
     <w:p>
       <w:r>
-        <w:t>let state = { count: 0 };</w:t>
+        <w:t xml:space="preserve">let state = </w:t>
+      </w:r>
+      <w:proofErr w:type="gramStart"/>
+      <w:r>
+        <w:t>{ count</w:t>
+      </w:r>
+      <w:proofErr w:type="gramEnd"/>
+      <w:r>
+        <w:t xml:space="preserve">: </w:t>
+      </w:r>
+      <w:proofErr w:type="gramStart"/>
+      <w:r>
+        <w:t>0 }</w:t>
+      </w:r>
+      <w:proofErr w:type="gramEnd"/>
+      <w:r>
+        <w:t>;</w:t>
       </w:r>
     </w:p>
     <w:p/>
     <w:p>
       <w:r>
-        <w:t>let newState = state;</w:t>
-      </w:r>
-    </w:p>
-    <w:p>
-      <w:r>
-        <w:t>newState.count = 1;</w:t>
-      </w:r>
-    </w:p>
-    <w:p>
-      <w:r>
-        <w:t>React won’t detect change properly.</w:t>
+        <w:t xml:space="preserve">let </w:t>
+      </w:r>
+      <w:proofErr w:type="spellStart"/>
+      <w:r>
+        <w:t>newState</w:t>
+      </w:r>
+      <w:proofErr w:type="spellEnd"/>
+      <w:r>
+        <w:t xml:space="preserve"> = </w:t>
+      </w:r>
+      <w:proofErr w:type="gramStart"/>
+      <w:r>
+        <w:t>state;</w:t>
+      </w:r>
+      <w:proofErr w:type="gramEnd"/>
+    </w:p>
+    <w:p>
+      <w:proofErr w:type="spellStart"/>
+      <w:r>
+        <w:t>newState.count</w:t>
+      </w:r>
+      <w:proofErr w:type="spellEnd"/>
+      <w:r>
+        <w:t xml:space="preserve"> = </w:t>
+      </w:r>
+      <w:proofErr w:type="gramStart"/>
+      <w:r>
+        <w:t>1;</w:t>
+      </w:r>
+      <w:proofErr w:type="gramEnd"/>
+    </w:p>
+    <w:p>
+      <w:proofErr w:type="gramStart"/>
+      <w:r>
+        <w:t>React</w:t>
+      </w:r>
+      <w:proofErr w:type="gramEnd"/>
+      <w:r>
+        <w:t xml:space="preserve"> won’t detect change properly.</w:t>
       </w:r>
     </w:p>
     <w:p>
@@ -3771,8 +4514,21 @@
     <w:p>
       <w:r>
         <w:lastRenderedPageBreak/>
-        <w:t>let newState = {...state, count: 1};</w:t>
-      </w:r>
+        <w:t xml:space="preserve">let </w:t>
+      </w:r>
+      <w:proofErr w:type="spellStart"/>
+      <w:r>
+        <w:t>newState</w:t>
+      </w:r>
+      <w:proofErr w:type="spellEnd"/>
+      <w:r>
+        <w:t xml:space="preserve"> = {...state, count: 1</w:t>
+      </w:r>
+      <w:proofErr w:type="gramStart"/>
+      <w:r>
+        <w:t>};</w:t>
+      </w:r>
+      <w:proofErr w:type="gramEnd"/>
     </w:p>
     <w:p>
       <w:r>
@@ -3782,7 +4538,7 @@
     <w:p>
       <w:r>
         <w:pict w14:anchorId="1C73BCA7">
-          <v:rect id="_x0000_i1305" style="width:0;height:1.5pt" o:hralign="center" o:hrstd="t" o:hr="t" fillcolor="#a0a0a0" stroked="f"/>
+          <v:rect id="_x0000_i1062" style="width:0;height:1.5pt" o:hralign="center" o:hrstd="t" o:hr="t" fillcolor="#a0a0a0" stroked="f"/>
         </w:pict>
       </w:r>
     </w:p>
@@ -3825,7 +4581,15 @@
     </w:p>
     <w:p>
       <w:r>
-        <w:t>Copying object copies address, not data.</w:t>
+        <w:t xml:space="preserve">Copying object copies </w:t>
+      </w:r>
+      <w:proofErr w:type="gramStart"/>
+      <w:r>
+        <w:t>address</w:t>
+      </w:r>
+      <w:proofErr w:type="gramEnd"/>
+      <w:r>
+        <w:t>, not data.</w:t>
       </w:r>
     </w:p>
     <w:p/>
@@ -6084,6 +6848,7 @@
   <w:style w:type="character" w:default="1" w:styleId="DefaultParagraphFont">
     <w:name w:val="Default Paragraph Font"/>
     <w:uiPriority w:val="1"/>
+    <w:semiHidden/>
     <w:unhideWhenUsed/>
   </w:style>
   <w:style w:type="table" w:default="1" w:styleId="TableNormal">
